--- a/publications/book_chapters/2026_cifie_xai_fom7/drafts/v3_editorial_review/cifie_xai_fom7_2026-09-27.docx
+++ b/publications/book_chapters/2026_cifie_xai_fom7/drafts/v3_editorial_review/cifie_xai_fom7_2026-09-27.docx
@@ -705,7 +705,352 @@
         <w:pStyle w:val="BodyText"/>
       </w:pPr>
       <w:r>
-        <w:t xml:space="preserve">La Tabla 2 sintetiza la base matemática, el tipo de salida, las fortalezas y las limitaciones que orientan la comparación empírica. Su función no es reducir los métodos a una jerarquía única, sino fijar el vocabulario con el que se leerán los resultados. FOM-7 exige que cada conclusión conserve unido el método, el objeto explicativo, la métrica, el contexto experimental y el alcance de la afirmación. Por ello, la comparación del capítulo debe entenderse como evaluación de perfiles: SHAP puede ser fuerte en fidelidad y estabilidad bajo las condiciones estudiadas; LIME puede ser eficiente y conciso, pero frágil ante perturbaciones; Anchors puede aportar reglas comunicables con restricciones de cobertura; DiCE puede producir alternativas contrafactuales útiles aunque no sea un método de atribución. La Tabla 4 permite conectar esta distinción conceptual con evidencia empírica: no todos los métodos tuvieron la misma cobertura de celdas, no todos optimizan el mismo constructo y no todos deben leerse con el mismo estándar de comparación.</w:t>
+        <w:t xml:space="preserve">La Tabla 1 sintetiza la base matemática, el tipo de salida, las fortalezas y las limitaciones que orientan la comparación empírica. Su función no es reducir los métodos a una jerarquía única, sino fijar el vocabulario con el que se leerán los resultados. FOM-7 exige que cada conclusión conserve unido el método, el objeto explicativo, la métrica, el contexto experimental y el alcance de la afirmación. Por ello, la comparación del capítulo debe entenderse como evaluación de perfiles: SHAP puede ser fuerte en fidelidad y estabilidad bajo las condiciones estudiadas; LIME puede ser eficiente y conciso, pero frágil ante perturbaciones; Anchors puede aportar reglas comunicables con restricciones de cobertura; DiCE puede producir alternativas contrafactuales útiles aunque no sea un método de atribución. La aplicación empírica del capítulo conecta esta distinción conceptual con la evidencia: no todos los métodos tuvieron la misma cobertura de celdas, no todos optimizan el mismo constructo y no todos deben leerse con el mismo estándar de comparación.</w:t>
+      </w:r>
+    </w:p>
+    <w:p>
+      <w:pPr>
+        <w:pStyle w:val="BodyText"/>
+      </w:pPr>
+      <w:r>
+        <w:rPr>
+          <w:b/>
+          <w:bCs/>
+        </w:rPr>
+        <w:t xml:space="preserve">Tabla 1</w:t>
+      </w:r>
+    </w:p>
+    <w:p>
+      <w:pPr>
+        <w:pStyle w:val="BodyText"/>
+      </w:pPr>
+      <w:r>
+        <w:rPr>
+          <w:i/>
+          <w:iCs/>
+        </w:rPr>
+        <w:t xml:space="preserve">Comparación conceptual de los métodos de explicabilidad evaluados</w:t>
+      </w:r>
+    </w:p>
+    <w:tbl>
+      <w:tblPr>
+        <w:tblStyle w:val="Table"/>
+        <w:tblW w:type="pct" w:w="5000"/>
+        <w:tblLayout w:type="fixed"/>
+        <w:tblLook w:firstRow="1" w:lastRow="0" w:firstColumn="0" w:lastColumn="0" w:noHBand="0" w:noVBand="0" w:val="0020"/>
+      </w:tblPr>
+      <w:tblGrid>
+        <w:gridCol w:w="642"/>
+        <w:gridCol w:w="1605"/>
+        <w:gridCol w:w="1498"/>
+        <w:gridCol w:w="2033"/>
+        <w:gridCol w:w="2140"/>
+      </w:tblGrid>
+      <w:tr>
+        <w:trPr>
+          <w:tblHeader w:val="on"/>
+        </w:trPr>
+        <w:tc>
+          <w:tcPr/>
+          <w:p>
+            <w:pPr>
+              <w:pStyle w:val="Compact"/>
+            </w:pPr>
+            <w:r>
+              <w:t xml:space="preserve">Método</w:t>
+            </w:r>
+          </w:p>
+        </w:tc>
+        <w:tc>
+          <w:tcPr/>
+          <w:p>
+            <w:pPr>
+              <w:pStyle w:val="Compact"/>
+            </w:pPr>
+            <w:r>
+              <w:t xml:space="preserve">Base matemática</w:t>
+            </w:r>
+          </w:p>
+        </w:tc>
+        <w:tc>
+          <w:tcPr/>
+          <w:p>
+            <w:pPr>
+              <w:pStyle w:val="Compact"/>
+            </w:pPr>
+            <w:r>
+              <w:t xml:space="preserve">Tipo de salida</w:t>
+            </w:r>
+          </w:p>
+        </w:tc>
+        <w:tc>
+          <w:tcPr/>
+          <w:p>
+            <w:pPr>
+              <w:pStyle w:val="Compact"/>
+            </w:pPr>
+            <w:r>
+              <w:t xml:space="preserve">Fortaleza principal</w:t>
+            </w:r>
+          </w:p>
+        </w:tc>
+        <w:tc>
+          <w:tcPr/>
+          <w:p>
+            <w:pPr>
+              <w:pStyle w:val="Compact"/>
+            </w:pPr>
+            <w:r>
+              <w:t xml:space="preserve">Limitación principal</w:t>
+            </w:r>
+          </w:p>
+        </w:tc>
+      </w:tr>
+      <w:tr>
+        <w:tc>
+          <w:tcPr/>
+          <w:p>
+            <w:pPr>
+              <w:pStyle w:val="Compact"/>
+            </w:pPr>
+            <w:r>
+              <w:t xml:space="preserve">LIME</w:t>
+            </w:r>
+          </w:p>
+        </w:tc>
+        <w:tc>
+          <w:tcPr/>
+          <w:p>
+            <w:pPr>
+              <w:pStyle w:val="Compact"/>
+            </w:pPr>
+            <w:r>
+              <w:t xml:space="preserve">Aproximación local mediante modelos sustitutos interpretables ajustados sobre perturbaciones ponderadas por proximidad.</w:t>
+            </w:r>
+          </w:p>
+        </w:tc>
+        <w:tc>
+          <w:tcPr/>
+          <w:p>
+            <w:pPr>
+              <w:pStyle w:val="Compact"/>
+            </w:pPr>
+            <w:r>
+              <w:t xml:space="preserve">Pesos locales de características para una predicción específica.</w:t>
+            </w:r>
+          </w:p>
+        </w:tc>
+        <w:tc>
+          <w:tcPr/>
+          <w:p>
+            <w:pPr>
+              <w:pStyle w:val="Compact"/>
+            </w:pPr>
+            <w:r>
+              <w:t xml:space="preserve">Bajo coste computacional relativo y facilidad de interpretación local.</w:t>
+            </w:r>
+          </w:p>
+        </w:tc>
+        <w:tc>
+          <w:tcPr/>
+          <w:p>
+            <w:pPr>
+              <w:pStyle w:val="Compact"/>
+            </w:pPr>
+            <w:r>
+              <w:t xml:space="preserve">Sensibilidad a las perturbaciones, al muestreo y a la configuración del vecindario local.</w:t>
+            </w:r>
+          </w:p>
+        </w:tc>
+      </w:tr>
+      <w:tr>
+        <w:tc>
+          <w:tcPr/>
+          <w:p>
+            <w:pPr>
+              <w:pStyle w:val="Compact"/>
+            </w:pPr>
+            <w:r>
+              <w:t xml:space="preserve">SHAP</w:t>
+            </w:r>
+          </w:p>
+        </w:tc>
+        <w:tc>
+          <w:tcPr/>
+          <w:p>
+            <w:pPr>
+              <w:pStyle w:val="Compact"/>
+            </w:pPr>
+            <w:r>
+              <w:t xml:space="preserve">Valores de Shapley de la teoría de juegos cooperativos, aplicados a la atribución de contribuciones marginales.</w:t>
+            </w:r>
+          </w:p>
+        </w:tc>
+        <w:tc>
+          <w:tcPr/>
+          <w:p>
+            <w:pPr>
+              <w:pStyle w:val="Compact"/>
+            </w:pPr>
+            <w:r>
+              <w:t xml:space="preserve">Atribuciones aditivas de características, locales y agregables globalmente.</w:t>
+            </w:r>
+          </w:p>
+        </w:tc>
+        <w:tc>
+          <w:tcPr/>
+          <w:p>
+            <w:pPr>
+              <w:pStyle w:val="Compact"/>
+            </w:pPr>
+            <w:r>
+              <w:t xml:space="preserve">Fundamento axiomático y alta calidad explicativa en escenarios tabulares.</w:t>
+            </w:r>
+          </w:p>
+        </w:tc>
+        <w:tc>
+          <w:tcPr/>
+          <w:p>
+            <w:pPr>
+              <w:pStyle w:val="Compact"/>
+            </w:pPr>
+            <w:r>
+              <w:t xml:space="preserve">Coste computacional elevado y dependencia de aproximaciones según la variante del explicador.</w:t>
+            </w:r>
+          </w:p>
+        </w:tc>
+      </w:tr>
+      <w:tr>
+        <w:tc>
+          <w:tcPr/>
+          <w:p>
+            <w:pPr>
+              <w:pStyle w:val="Compact"/>
+            </w:pPr>
+            <w:r>
+              <w:t xml:space="preserve">Anchors</w:t>
+            </w:r>
+          </w:p>
+        </w:tc>
+        <w:tc>
+          <w:tcPr/>
+          <w:p>
+            <w:pPr>
+              <w:pStyle w:val="Compact"/>
+            </w:pPr>
+            <w:r>
+              <w:t xml:space="preserve">Reglas de alta precisión que fijan condiciones suficientes para sostener una predicción local.</w:t>
+            </w:r>
+          </w:p>
+        </w:tc>
+        <w:tc>
+          <w:tcPr/>
+          <w:p>
+            <w:pPr>
+              <w:pStyle w:val="Compact"/>
+            </w:pPr>
+            <w:r>
+              <w:t xml:space="preserve">Reglas locales del tipo si-entonces, con cobertura y precisión estimadas.</w:t>
+            </w:r>
+          </w:p>
+        </w:tc>
+        <w:tc>
+          <w:tcPr/>
+          <w:p>
+            <w:pPr>
+              <w:pStyle w:val="Compact"/>
+            </w:pPr>
+            <w:r>
+              <w:t xml:space="preserve">Explicaciones discretas, legibles y orientadas a condiciones de decisión.</w:t>
+            </w:r>
+          </w:p>
+        </w:tc>
+        <w:tc>
+          <w:tcPr/>
+          <w:p>
+            <w:pPr>
+              <w:pStyle w:val="Compact"/>
+            </w:pPr>
+            <w:r>
+              <w:t xml:space="preserve">Cobertura limitada y sensibilidad al espacio de perturbación y al umbral de precisión.</w:t>
+            </w:r>
+          </w:p>
+        </w:tc>
+      </w:tr>
+      <w:tr>
+        <w:tc>
+          <w:tcPr/>
+          <w:p>
+            <w:pPr>
+              <w:pStyle w:val="Compact"/>
+            </w:pPr>
+            <w:r>
+              <w:t xml:space="preserve">DiCE</w:t>
+            </w:r>
+          </w:p>
+        </w:tc>
+        <w:tc>
+          <w:tcPr/>
+          <w:p>
+            <w:pPr>
+              <w:pStyle w:val="Compact"/>
+            </w:pPr>
+            <w:r>
+              <w:t xml:space="preserve">Generación de contrafactuales mediante optimización de proximidad, diversidad y validez.</w:t>
+            </w:r>
+          </w:p>
+        </w:tc>
+        <w:tc>
+          <w:tcPr/>
+          <w:p>
+            <w:pPr>
+              <w:pStyle w:val="Compact"/>
+            </w:pPr>
+            <w:r>
+              <w:t xml:space="preserve">Conjuntos de contrafactuales que muestran cambios mínimos capaces de alterar la predicción.</w:t>
+            </w:r>
+          </w:p>
+        </w:tc>
+        <w:tc>
+          <w:tcPr/>
+          <w:p>
+            <w:pPr>
+              <w:pStyle w:val="Compact"/>
+            </w:pPr>
+            <w:r>
+              <w:t xml:space="preserve">Análisis de alternativas accionables y concisión contrafactual.</w:t>
+            </w:r>
+          </w:p>
+        </w:tc>
+        <w:tc>
+          <w:tcPr/>
+          <w:p>
+            <w:pPr>
+              <w:pStyle w:val="Compact"/>
+            </w:pPr>
+            <w:r>
+              <w:t xml:space="preserve">La plausibilidad y la factibilidad de los contrafactuales dependen de las restricciones del dominio.</w:t>
+            </w:r>
+          </w:p>
+        </w:tc>
+      </w:tr>
+    </w:tbl>
+    <w:p>
+      <w:pPr>
+        <w:pStyle w:val="BodyText"/>
+      </w:pPr>
+      <w:r>
+        <w:rPr>
+          <w:i/>
+          <w:iCs/>
+        </w:rPr>
+        <w:t xml:space="preserve">Nota.</w:t>
+      </w:r>
+      <w:r>
+        <w:t xml:space="preserve"> </w:t>
+      </w:r>
+      <w:r>
+        <w:t xml:space="preserve">Elaboración propia a partir de Ribeiro et al. (2016), Lundberg y Lee (2017), Ribeiro et al. (2018) y Mothilal et al. (2020).</w:t>
       </w:r>
     </w:p>
     <w:bookmarkEnd w:id="26"/>
@@ -1552,7 +1897,463 @@
         <w:t xml:space="preserve">claims</w:t>
       </w:r>
       <w:r>
-        <w:t xml:space="preserve">. Por ello, el protocolo no debe leerse como una lista administrativa, sino como una arquitectura de admisibilidad. Cada puerta responde a un modo de fallo observado en benchmarking XAI y establece qué condiciones deben cumplirse antes de que un resultado pueda sostener inferencia confirmativa. La Tabla 3 resume las siete puertas, sus artefactos de entrada y salida, y el tipo de fallo metodológico que cada una busca controlar.</w:t>
+        <w:t xml:space="preserve">. Por ello, el protocolo no debe leerse como una lista administrativa, sino como una arquitectura de admisibilidad. Cada puerta responde a un modo de fallo observado en benchmarking XAI y establece qué condiciones deben cumplirse antes de que un resultado pueda sostener inferencia confirmativa. La Tabla 2 resume las siete puertas, sus artefactos de entrada y salida, y el tipo de fallo metodológico que cada una busca controlar.</w:t>
+      </w:r>
+    </w:p>
+    <w:p>
+      <w:pPr>
+        <w:pStyle w:val="BodyText"/>
+      </w:pPr>
+      <w:r>
+        <w:rPr>
+          <w:b/>
+          <w:bCs/>
+        </w:rPr>
+        <w:t xml:space="preserve">Tabla 2</w:t>
+      </w:r>
+    </w:p>
+    <w:p>
+      <w:pPr>
+        <w:pStyle w:val="BodyText"/>
+      </w:pPr>
+      <w:r>
+        <w:rPr>
+          <w:i/>
+          <w:iCs/>
+        </w:rPr>
+        <w:t xml:space="preserve">Puertas del protocolo FOM-7</w:t>
+      </w:r>
+    </w:p>
+    <w:tbl>
+      <w:tblPr>
+        <w:tblStyle w:val="Table"/>
+        <w:tblW w:type="pct" w:w="5000"/>
+        <w:tblLayout w:type="fixed"/>
+        <w:tblLook w:firstRow="1" w:lastRow="0" w:firstColumn="0" w:lastColumn="0" w:noHBand="0" w:noVBand="0" w:val="0020"/>
+      </w:tblPr>
+      <w:tblGrid>
+        <w:gridCol w:w="913"/>
+        <w:gridCol w:w="1370"/>
+        <w:gridCol w:w="2893"/>
+        <w:gridCol w:w="2741"/>
+      </w:tblGrid>
+      <w:tr>
+        <w:trPr>
+          <w:tblHeader w:val="on"/>
+        </w:trPr>
+        <w:tc>
+          <w:tcPr/>
+          <w:p>
+            <w:pPr>
+              <w:pStyle w:val="Compact"/>
+            </w:pPr>
+            <w:r>
+              <w:t xml:space="preserve">Puerta</w:t>
+            </w:r>
+          </w:p>
+        </w:tc>
+        <w:tc>
+          <w:tcPr/>
+          <w:p>
+            <w:pPr>
+              <w:pStyle w:val="Compact"/>
+            </w:pPr>
+            <w:r>
+              <w:t xml:space="preserve">Propósito</w:t>
+            </w:r>
+          </w:p>
+        </w:tc>
+        <w:tc>
+          <w:tcPr/>
+          <w:p>
+            <w:pPr>
+              <w:pStyle w:val="Compact"/>
+            </w:pPr>
+            <w:r>
+              <w:t xml:space="preserve">Artefacto de salida</w:t>
+            </w:r>
+          </w:p>
+        </w:tc>
+        <w:tc>
+          <w:tcPr/>
+          <w:p>
+            <w:pPr>
+              <w:pStyle w:val="Compact"/>
+            </w:pPr>
+            <w:r>
+              <w:t xml:space="preserve">Fallo que controla</w:t>
+            </w:r>
+          </w:p>
+        </w:tc>
+      </w:tr>
+      <w:tr>
+        <w:tc>
+          <w:tcPr/>
+          <w:p>
+            <w:pPr>
+              <w:pStyle w:val="Compact"/>
+            </w:pPr>
+            <w:r>
+              <w:t xml:space="preserve">1. Congelación</w:t>
+            </w:r>
+          </w:p>
+        </w:tc>
+        <w:tc>
+          <w:tcPr/>
+          <w:p>
+            <w:pPr>
+              <w:pStyle w:val="Compact"/>
+            </w:pPr>
+            <w:r>
+              <w:t xml:space="preserve">Fijar diseño, versiones, configuraciones, métodos, métricas y plan inferencial antes de la ejecución confirmativa.</w:t>
+            </w:r>
+          </w:p>
+        </w:tc>
+        <w:tc>
+          <w:tcPr/>
+          <w:p>
+            <w:pPr>
+              <w:pStyle w:val="Compact"/>
+            </w:pPr>
+            <w:r>
+              <w:t xml:space="preserve">Diseño factorial declarado y protocolo congelado.</w:t>
+            </w:r>
+          </w:p>
+        </w:tc>
+        <w:tc>
+          <w:tcPr/>
+          <w:p>
+            <w:pPr>
+              <w:pStyle w:val="Compact"/>
+            </w:pPr>
+            <w:r>
+              <w:t xml:space="preserve">Deriva de protocolo; cambios</w:t>
+            </w:r>
+            <w:r>
+              <w:t xml:space="preserve"> </w:t>
+            </w:r>
+            <w:r>
+              <w:rPr>
+                <w:i/>
+                <w:iCs/>
+              </w:rPr>
+              <w:t xml:space="preserve">post hoc</w:t>
+            </w:r>
+            <w:r>
+              <w:t xml:space="preserve"> </w:t>
+            </w:r>
+            <w:r>
+              <w:t xml:space="preserve">de hipótesis, métricas o criterios.</w:t>
+            </w:r>
+          </w:p>
+        </w:tc>
+      </w:tr>
+      <w:tr>
+        <w:tc>
+          <w:tcPr/>
+          <w:p>
+            <w:pPr>
+              <w:pStyle w:val="Compact"/>
+            </w:pPr>
+            <w:r>
+              <w:t xml:space="preserve">2. Ejecución</w:t>
+            </w:r>
+          </w:p>
+        </w:tc>
+        <w:tc>
+          <w:tcPr/>
+          <w:p>
+            <w:pPr>
+              <w:pStyle w:val="Compact"/>
+            </w:pPr>
+            <w:r>
+              <w:t xml:space="preserve">Ejecutar cada celda desde una configuración declarativa, con semillas fijas y registro del contexto de ejecución.</w:t>
+            </w:r>
+          </w:p>
+        </w:tc>
+        <w:tc>
+          <w:tcPr/>
+          <w:p>
+            <w:pPr>
+              <w:pStyle w:val="Compact"/>
+            </w:pPr>
+            <w:r>
+              <w:t xml:space="preserve">Resultados crudos por celda.</w:t>
+            </w:r>
+          </w:p>
+        </w:tc>
+        <w:tc>
+          <w:tcPr/>
+          <w:p>
+            <w:pPr>
+              <w:pStyle w:val="Compact"/>
+            </w:pPr>
+            <w:r>
+              <w:t xml:space="preserve">Ejecuciones</w:t>
+            </w:r>
+            <w:r>
+              <w:t xml:space="preserve"> </w:t>
+            </w:r>
+            <w:r>
+              <w:rPr>
+                <w:i/>
+                <w:iCs/>
+              </w:rPr>
+              <w:t xml:space="preserve">ad hoc</w:t>
+            </w:r>
+            <w:r>
+              <w:t xml:space="preserve">; semillas no registradas; cambios de configuración durante la corrida.</w:t>
+            </w:r>
+          </w:p>
+        </w:tc>
+      </w:tr>
+      <w:tr>
+        <w:tc>
+          <w:tcPr/>
+          <w:p>
+            <w:pPr>
+              <w:pStyle w:val="Compact"/>
+            </w:pPr>
+            <w:r>
+              <w:t xml:space="preserve">3. Auditoría</w:t>
+            </w:r>
+          </w:p>
+        </w:tc>
+        <w:tc>
+          <w:tcPr/>
+          <w:p>
+            <w:pPr>
+              <w:pStyle w:val="Compact"/>
+            </w:pPr>
+            <w:r>
+              <w:t xml:space="preserve">Calificar la integridad de los resultados mediante inspección determinista de artefactos.</w:t>
+            </w:r>
+          </w:p>
+        </w:tc>
+        <w:tc>
+          <w:tcPr/>
+          <w:p>
+            <w:pPr>
+              <w:pStyle w:val="Compact"/>
+            </w:pPr>
+            <w:r>
+              <w:t xml:space="preserve">Inventario de celdas analizables.</w:t>
+            </w:r>
+          </w:p>
+        </w:tc>
+        <w:tc>
+          <w:tcPr/>
+          <w:p>
+            <w:pPr>
+              <w:pStyle w:val="Compact"/>
+            </w:pPr>
+            <w:r>
+              <w:t xml:space="preserve">Archivos vacíos, esquemas incompatibles, valores inválidos y reconstrucciones no documentadas.</w:t>
+            </w:r>
+          </w:p>
+        </w:tc>
+      </w:tr>
+      <w:tr>
+        <w:tc>
+          <w:tcPr/>
+          <w:p>
+            <w:pPr>
+              <w:pStyle w:val="Compact"/>
+            </w:pPr>
+            <w:r>
+              <w:t xml:space="preserve">4. Armonización</w:t>
+            </w:r>
+          </w:p>
+        </w:tc>
+        <w:tc>
+          <w:tcPr/>
+          <w:p>
+            <w:pPr>
+              <w:pStyle w:val="Compact"/>
+            </w:pPr>
+            <w:r>
+              <w:t xml:space="preserve">Convertir resultados heterogéneos en tablas comparables.</w:t>
+            </w:r>
+          </w:p>
+        </w:tc>
+        <w:tc>
+          <w:tcPr/>
+          <w:p>
+            <w:pPr>
+              <w:pStyle w:val="Compact"/>
+            </w:pPr>
+            <w:r>
+              <w:t xml:space="preserve">Métricas a nivel de ejecución y de bloque.</w:t>
+            </w:r>
+          </w:p>
+        </w:tc>
+        <w:tc>
+          <w:tcPr/>
+          <w:p>
+            <w:pPr>
+              <w:pStyle w:val="Compact"/>
+            </w:pPr>
+            <w:r>
+              <w:t xml:space="preserve">Campos no comparables, mezclas de esquema y errores de agregación.</w:t>
+            </w:r>
+          </w:p>
+        </w:tc>
+      </w:tr>
+      <w:tr>
+        <w:tc>
+          <w:tcPr/>
+          <w:p>
+            <w:pPr>
+              <w:pStyle w:val="Compact"/>
+            </w:pPr>
+            <w:r>
+              <w:t xml:space="preserve">5. Exportación</w:t>
+            </w:r>
+          </w:p>
+        </w:tc>
+        <w:tc>
+          <w:tcPr/>
+          <w:p>
+            <w:pPr>
+              <w:pStyle w:val="Compact"/>
+            </w:pPr>
+            <w:r>
+              <w:t xml:space="preserve">Generar tablas inferenciales deterministas desde entradas calificadas.</w:t>
+            </w:r>
+          </w:p>
+        </w:tc>
+        <w:tc>
+          <w:tcPr/>
+          <w:p>
+            <w:pPr>
+              <w:pStyle w:val="Compact"/>
+            </w:pPr>
+            <w:r>
+              <w:t xml:space="preserve">Resultados de Friedman, Nemenyi y Wilcoxon.</w:t>
+            </w:r>
+          </w:p>
+        </w:tc>
+        <w:tc>
+          <w:tcPr/>
+          <w:p>
+            <w:pPr>
+              <w:pStyle w:val="Compact"/>
+            </w:pPr>
+            <w:r>
+              <w:t xml:space="preserve">Cálculos manuales, doble conteo, pseudorreplicación y uso de artefactos no calificados.</w:t>
+            </w:r>
+          </w:p>
+        </w:tc>
+      </w:tr>
+      <w:tr>
+        <w:tc>
+          <w:tcPr/>
+          <w:p>
+            <w:pPr>
+              <w:pStyle w:val="Compact"/>
+            </w:pPr>
+            <w:r>
+              <w:t xml:space="preserve">6. Perfilado</w:t>
+            </w:r>
+          </w:p>
+        </w:tc>
+        <w:tc>
+          <w:tcPr/>
+          <w:p>
+            <w:pPr>
+              <w:pStyle w:val="Compact"/>
+            </w:pPr>
+            <w:r>
+              <w:t xml:space="preserve">Cuantificar la reproducibilidad bajo semillas y la variabilidad residual.</w:t>
+            </w:r>
+          </w:p>
+        </w:tc>
+        <w:tc>
+          <w:tcPr/>
+          <w:p>
+            <w:pPr>
+              <w:pStyle w:val="Compact"/>
+            </w:pPr>
+            <w:r>
+              <w:t xml:space="preserve">Coeficiente de variación por método y métrica.</w:t>
+            </w:r>
+          </w:p>
+        </w:tc>
+        <w:tc>
+          <w:tcPr/>
+          <w:p>
+            <w:pPr>
+              <w:pStyle w:val="Compact"/>
+            </w:pPr>
+            <w:r>
+              <w:t xml:space="preserve">Confundir la variación de semilla con un efecto del método o con un fallo del protocolo.</w:t>
+            </w:r>
+          </w:p>
+        </w:tc>
+      </w:tr>
+      <w:tr>
+        <w:tc>
+          <w:tcPr/>
+          <w:p>
+            <w:pPr>
+              <w:pStyle w:val="Compact"/>
+            </w:pPr>
+            <w:r>
+              <w:t xml:space="preserve">7. Reporte</w:t>
+            </w:r>
+          </w:p>
+        </w:tc>
+        <w:tc>
+          <w:tcPr/>
+          <w:p>
+            <w:pPr>
+              <w:pStyle w:val="Compact"/>
+            </w:pPr>
+            <w:r>
+              <w:t xml:space="preserve">Vincular cada afirmación con evidencia identificable y con sus límites de interpretación.</w:t>
+            </w:r>
+          </w:p>
+        </w:tc>
+        <w:tc>
+          <w:tcPr/>
+          <w:p>
+            <w:pPr>
+              <w:pStyle w:val="Compact"/>
+            </w:pPr>
+            <w:r>
+              <w:t xml:space="preserve">Afirmaciones trazables y delimitadas.</w:t>
+            </w:r>
+          </w:p>
+        </w:tc>
+        <w:tc>
+          <w:tcPr/>
+          <w:p>
+            <w:pPr>
+              <w:pStyle w:val="Compact"/>
+            </w:pPr>
+            <w:r>
+              <w:t xml:space="preserve">Sobreafirmación, afirmaciones no auditables y conclusiones sin fuente verificable.</w:t>
+            </w:r>
+          </w:p>
+        </w:tc>
+      </w:tr>
+    </w:tbl>
+    <w:p>
+      <w:pPr>
+        <w:pStyle w:val="BodyText"/>
+      </w:pPr>
+      <w:r>
+        <w:rPr>
+          <w:i/>
+          <w:iCs/>
+        </w:rPr>
+        <w:t xml:space="preserve">Nota.</w:t>
+      </w:r>
+      <w:r>
+        <w:t xml:space="preserve"> </w:t>
+      </w:r>
+      <w:r>
+        <w:t xml:space="preserve">Una afirmación inferencial solo es elegible si las puertas anteriores se satisfacen y si puede trazarse a evidencia fuente; en caso contrario, se formula como observación descriptiva o como hipótesis pendiente de validación. Elaboración propia a partir de Herrera-Vásquez (2026).</w:t>
       </w:r>
     </w:p>
     <w:bookmarkEnd w:id="40"/>
@@ -2558,7 +3359,545 @@
         <w:pStyle w:val="FirstParagraph"/>
       </w:pPr>
       <w:r>
-        <w:t xml:space="preserve">El benchmark utiliza cinco métricas primarias, resumidas en la Tabla 1: fidelidad, estabilidad, parsimonia, brecha de fidelidad y coste computacional. La fidelidad mide la alineación entre importancias y efecto predictivo observado; la estabilidad mide similitud entre explicaciones bajo perturbaciones controladas; la parsimonia aproxima concisión mediante proporción de características activas; la brecha de fidelidad estima el cambio en la salida del modelo al enmascarar características principales; y el coste registra tiempo de ejecución por instancia explicada.</w:t>
+        <w:t xml:space="preserve">El benchmark utiliza cinco métricas primarias, resumidas en la Tabla 3: fidelidad, estabilidad, parsimonia, brecha de fidelidad y coste computacional. La fidelidad mide la alineación entre importancias y efecto predictivo observado; la estabilidad mide similitud entre explicaciones bajo perturbaciones controladas; la parsimonia aproxima concisión mediante proporción de características activas; la brecha de fidelidad estima el cambio en la salida del modelo al enmascarar características principales; y el coste registra tiempo de ejecución por instancia explicada.</w:t>
+      </w:r>
+    </w:p>
+    <w:p>
+      <w:pPr>
+        <w:pStyle w:val="BodyText"/>
+      </w:pPr>
+      <w:r>
+        <w:rPr>
+          <w:b/>
+          <w:bCs/>
+        </w:rPr>
+        <w:t xml:space="preserve">Tabla 3</w:t>
+      </w:r>
+    </w:p>
+    <w:p>
+      <w:pPr>
+        <w:pStyle w:val="BodyText"/>
+      </w:pPr>
+      <w:r>
+        <w:rPr>
+          <w:i/>
+          <w:iCs/>
+        </w:rPr>
+        <w:t xml:space="preserve">Métricas primarias del benchmark</w:t>
+      </w:r>
+    </w:p>
+    <w:tbl>
+      <w:tblPr>
+        <w:tblStyle w:val="Table"/>
+        <w:tblW w:type="pct" w:w="5000"/>
+        <w:tblLayout w:type="fixed"/>
+        <w:tblLook w:firstRow="1" w:lastRow="0" w:firstColumn="0" w:lastColumn="0" w:noHBand="0" w:noVBand="0" w:val="0020"/>
+      </w:tblPr>
+      <w:tblGrid>
+        <w:gridCol w:w="1087"/>
+        <w:gridCol w:w="1087"/>
+        <w:gridCol w:w="3416"/>
+        <w:gridCol w:w="931"/>
+        <w:gridCol w:w="1397"/>
+      </w:tblGrid>
+      <w:tr>
+        <w:trPr>
+          <w:tblHeader w:val="on"/>
+        </w:trPr>
+        <w:tc>
+          <w:tcPr/>
+          <w:p>
+            <w:pPr>
+              <w:pStyle w:val="Compact"/>
+            </w:pPr>
+            <w:r>
+              <w:t xml:space="preserve">Métrica</w:t>
+            </w:r>
+          </w:p>
+        </w:tc>
+        <w:tc>
+          <w:tcPr/>
+          <w:p>
+            <w:pPr>
+              <w:pStyle w:val="Compact"/>
+            </w:pPr>
+            <w:r>
+              <w:t xml:space="preserve">Símbolo</w:t>
+            </w:r>
+          </w:p>
+        </w:tc>
+        <w:tc>
+          <w:tcPr/>
+          <w:p>
+            <w:pPr>
+              <w:pStyle w:val="Compact"/>
+            </w:pPr>
+            <w:r>
+              <w:t xml:space="preserve">Definición operacional</w:t>
+            </w:r>
+          </w:p>
+        </w:tc>
+        <w:tc>
+          <w:tcPr/>
+          <w:p>
+            <w:pPr>
+              <w:pStyle w:val="Compact"/>
+            </w:pPr>
+            <w:r>
+              <w:t xml:space="preserve">Unidad</w:t>
+            </w:r>
+          </w:p>
+        </w:tc>
+        <w:tc>
+          <w:tcPr/>
+          <w:p>
+            <w:pPr>
+              <w:pStyle w:val="Compact"/>
+            </w:pPr>
+            <w:r>
+              <w:t xml:space="preserve">Dirección</w:t>
+            </w:r>
+          </w:p>
+        </w:tc>
+      </w:tr>
+      <w:tr>
+        <w:tc>
+          <w:tcPr/>
+          <w:p>
+            <w:pPr>
+              <w:pStyle w:val="Compact"/>
+            </w:pPr>
+            <w:r>
+              <w:t xml:space="preserve">Fidelidad</w:t>
+            </w:r>
+          </w:p>
+        </w:tc>
+        <w:tc>
+          <w:tcPr/>
+          <w:p>
+            <w:pPr>
+              <w:pStyle w:val="Compact"/>
+            </w:pPr>
+            <m:oMath>
+              <m:r>
+                <m:t>F</m:t>
+              </m:r>
+            </m:oMath>
+            <w:r>
+              <w:t xml:space="preserve">​</w:t>
+            </w:r>
+          </w:p>
+        </w:tc>
+        <w:tc>
+          <w:tcPr/>
+          <w:p>
+            <w:pPr>
+              <w:pStyle w:val="Compact"/>
+            </w:pPr>
+            <w:r>
+              <w:t xml:space="preserve">Correlación entre las importancias absolutas asignadas por el explicador y el cambio observado en la salida del modelo al enmascarar individualmente cada característica.</w:t>
+            </w:r>
+          </w:p>
+        </w:tc>
+        <w:tc>
+          <w:tcPr/>
+          <w:p>
+            <w:pPr>
+              <w:pStyle w:val="Compact"/>
+            </w:pPr>
+            <w:r>
+              <w:t xml:space="preserve">Coeficiente</w:t>
+            </w:r>
+          </w:p>
+        </w:tc>
+        <w:tc>
+          <w:tcPr/>
+          <w:p>
+            <w:pPr>
+              <w:pStyle w:val="Compact"/>
+            </w:pPr>
+            <w:r>
+              <w:t xml:space="preserve">Mayor es mejor</w:t>
+            </w:r>
+          </w:p>
+        </w:tc>
+      </w:tr>
+      <w:tr>
+        <w:tc>
+          <w:tcPr/>
+          <w:p>
+            <w:pPr>
+              <w:pStyle w:val="Compact"/>
+            </w:pPr>
+            <w:r>
+              <w:t xml:space="preserve">Estabilidad</w:t>
+            </w:r>
+          </w:p>
+        </w:tc>
+        <w:tc>
+          <w:tcPr/>
+          <w:p>
+            <w:pPr>
+              <w:pStyle w:val="Compact"/>
+            </w:pPr>
+            <m:oMath>
+              <m:r>
+                <m:t>S</m:t>
+              </m:r>
+            </m:oMath>
+            <w:r>
+              <w:t xml:space="preserve">​</w:t>
+            </w:r>
+          </w:p>
+        </w:tc>
+        <w:tc>
+          <w:tcPr/>
+          <w:p>
+            <w:pPr>
+              <w:pStyle w:val="Compact"/>
+            </w:pPr>
+            <w:r>
+              <w:t xml:space="preserve">Similitud coseno media entre explicaciones generadas sobre perturbaciones gaussianas de una misma instancia (</w:t>
+            </w:r>
+            <m:oMath>
+              <m:r>
+                <m:t>T</m:t>
+              </m:r>
+              <m:r>
+                <m:rPr>
+                  <m:sty m:val="p"/>
+                </m:rPr>
+                <m:t>=</m:t>
+              </m:r>
+              <m:r>
+                <m:t>15</m:t>
+              </m:r>
+            </m:oMath>
+            <w:r>
+              <w:t xml:space="preserve"> </w:t>
+            </w:r>
+            <w:r>
+              <w:t xml:space="preserve">perturbaciones, 105 pares por instancia).</w:t>
+            </w:r>
+          </w:p>
+        </w:tc>
+        <w:tc>
+          <w:tcPr/>
+          <w:p>
+            <w:pPr>
+              <w:pStyle w:val="Compact"/>
+            </w:pPr>
+            <w:r>
+              <w:t xml:space="preserve">Similitud coseno</w:t>
+            </w:r>
+          </w:p>
+        </w:tc>
+        <w:tc>
+          <w:tcPr/>
+          <w:p>
+            <w:pPr>
+              <w:pStyle w:val="Compact"/>
+            </w:pPr>
+            <w:r>
+              <w:t xml:space="preserve">Mayor es mejor</w:t>
+            </w:r>
+          </w:p>
+        </w:tc>
+      </w:tr>
+      <w:tr>
+        <w:tc>
+          <w:tcPr/>
+          <w:p>
+            <w:pPr>
+              <w:pStyle w:val="Compact"/>
+            </w:pPr>
+            <w:r>
+              <w:t xml:space="preserve">Parsimonia</w:t>
+            </w:r>
+          </w:p>
+        </w:tc>
+        <w:tc>
+          <w:tcPr/>
+          <w:p>
+            <w:pPr>
+              <w:pStyle w:val="Compact"/>
+            </w:pPr>
+            <m:oMath>
+              <m:r>
+                <m:t>P</m:t>
+              </m:r>
+            </m:oMath>
+            <w:r>
+              <w:t xml:space="preserve">​</w:t>
+            </w:r>
+          </w:p>
+        </w:tc>
+        <w:tc>
+          <w:tcPr/>
+          <w:p>
+            <w:pPr>
+              <w:pStyle w:val="Compact"/>
+            </w:pPr>
+            <w:r>
+              <w:t xml:space="preserve">Proporción de características activas, es decir, con peso</w:t>
+            </w:r>
+            <w:r>
+              <w:t xml:space="preserve"> </w:t>
+            </w:r>
+            <m:oMath>
+              <m:r>
+                <m:rPr>
+                  <m:sty m:val="p"/>
+                </m:rPr>
+                <m:t>|</m:t>
+              </m:r>
+              <m:sSub>
+                <m:e>
+                  <m:r>
+                    <m:t>w</m:t>
+                  </m:r>
+                </m:e>
+                <m:sub>
+                  <m:r>
+                    <m:t>i</m:t>
+                  </m:r>
+                </m:sub>
+              </m:sSub>
+              <m:r>
+                <m:rPr>
+                  <m:sty m:val="p"/>
+                </m:rPr>
+                <m:t>|</m:t>
+              </m:r>
+              <m:r>
+                <m:rPr>
+                  <m:sty m:val="p"/>
+                </m:rPr>
+                <m:t>&gt;</m:t>
+              </m:r>
+              <m:sSup>
+                <m:e>
+                  <m:r>
+                    <m:t>10</m:t>
+                  </m:r>
+                </m:e>
+                <m:sup>
+                  <m:r>
+                    <m:rPr>
+                      <m:sty m:val="p"/>
+                    </m:rPr>
+                    <m:t>−</m:t>
+                  </m:r>
+                  <m:r>
+                    <m:t>4</m:t>
+                  </m:r>
+                </m:sup>
+              </m:sSup>
+            </m:oMath>
+            <w:r>
+              <w:t xml:space="preserve">, respecto del total de características transformadas.</w:t>
+            </w:r>
+          </w:p>
+        </w:tc>
+        <w:tc>
+          <w:tcPr/>
+          <w:p>
+            <w:pPr>
+              <w:pStyle w:val="Compact"/>
+            </w:pPr>
+            <w:r>
+              <w:t xml:space="preserve">Proporción</w:t>
+            </w:r>
+          </w:p>
+        </w:tc>
+        <w:tc>
+          <w:tcPr/>
+          <w:p>
+            <w:pPr>
+              <w:pStyle w:val="Compact"/>
+            </w:pPr>
+            <w:r>
+              <w:t xml:space="preserve">Menor es mejor</w:t>
+            </w:r>
+          </w:p>
+        </w:tc>
+      </w:tr>
+      <w:tr>
+        <w:tc>
+          <w:tcPr/>
+          <w:p>
+            <w:pPr>
+              <w:pStyle w:val="Compact"/>
+            </w:pPr>
+            <w:r>
+              <w:t xml:space="preserve">Brecha de fidelidad</w:t>
+            </w:r>
+          </w:p>
+        </w:tc>
+        <w:tc>
+          <w:tcPr/>
+          <w:p>
+            <w:pPr>
+              <w:pStyle w:val="Compact"/>
+            </w:pPr>
+            <m:oMath>
+              <m:sSub>
+                <m:e>
+                  <m:r>
+                    <m:rPr>
+                      <m:sty m:val="p"/>
+                    </m:rPr>
+                    <m:t>Δ</m:t>
+                  </m:r>
+                </m:e>
+                <m:sub>
+                  <m:r>
+                    <m:t>k</m:t>
+                  </m:r>
+                </m:sub>
+              </m:sSub>
+            </m:oMath>
+            <w:r>
+              <w:t xml:space="preserve">​</w:t>
+            </w:r>
+          </w:p>
+        </w:tc>
+        <w:tc>
+          <w:tcPr/>
+          <w:p>
+            <w:pPr>
+              <w:pStyle w:val="Compact"/>
+            </w:pPr>
+            <w:r>
+              <w:t xml:space="preserve">Cambio absoluto en la probabilidad de la clase positiva al enmascarar las</w:t>
+            </w:r>
+            <w:r>
+              <w:t xml:space="preserve"> </w:t>
+            </w:r>
+            <m:oMath>
+              <m:r>
+                <m:t>k</m:t>
+              </m:r>
+              <m:r>
+                <m:rPr>
+                  <m:sty m:val="p"/>
+                </m:rPr>
+                <m:t>=</m:t>
+              </m:r>
+              <m:r>
+                <m:t>5</m:t>
+              </m:r>
+            </m:oMath>
+            <w:r>
+              <w:t xml:space="preserve"> </w:t>
+            </w:r>
+            <w:r>
+              <w:t xml:space="preserve">características de mayor importancia.</w:t>
+            </w:r>
+          </w:p>
+        </w:tc>
+        <w:tc>
+          <w:tcPr/>
+          <w:p>
+            <w:pPr>
+              <w:pStyle w:val="Compact"/>
+            </w:pPr>
+            <w:r>
+              <w:t xml:space="preserve">Diferencia de probabilidad</w:t>
+            </w:r>
+          </w:p>
+        </w:tc>
+        <w:tc>
+          <w:tcPr/>
+          <w:p>
+            <w:pPr>
+              <w:pStyle w:val="Compact"/>
+            </w:pPr>
+            <w:r>
+              <w:t xml:space="preserve">Mayor es mejor</w:t>
+            </w:r>
+          </w:p>
+        </w:tc>
+      </w:tr>
+      <w:tr>
+        <w:tc>
+          <w:tcPr/>
+          <w:p>
+            <w:pPr>
+              <w:pStyle w:val="Compact"/>
+            </w:pPr>
+            <w:r>
+              <w:t xml:space="preserve">Coste computacional</w:t>
+            </w:r>
+          </w:p>
+        </w:tc>
+        <w:tc>
+          <w:tcPr/>
+          <w:p>
+            <w:pPr>
+              <w:pStyle w:val="Compact"/>
+            </w:pPr>
+            <m:oMath>
+              <m:r>
+                <m:t>C</m:t>
+              </m:r>
+            </m:oMath>
+            <w:r>
+              <w:t xml:space="preserve">​</w:t>
+            </w:r>
+          </w:p>
+        </w:tc>
+        <w:tc>
+          <w:tcPr/>
+          <w:p>
+            <w:pPr>
+              <w:pStyle w:val="Compact"/>
+            </w:pPr>
+            <w:r>
+              <w:t xml:space="preserve">Tiempo de pared por instancia explicada, registrado durante la ejecución del explicador.</w:t>
+            </w:r>
+          </w:p>
+        </w:tc>
+        <w:tc>
+          <w:tcPr/>
+          <w:p>
+            <w:pPr>
+              <w:pStyle w:val="Compact"/>
+            </w:pPr>
+            <w:r>
+              <w:t xml:space="preserve">ms por instancia</w:t>
+            </w:r>
+          </w:p>
+        </w:tc>
+        <w:tc>
+          <w:tcPr/>
+          <w:p>
+            <w:pPr>
+              <w:pStyle w:val="Compact"/>
+            </w:pPr>
+            <w:r>
+              <w:t xml:space="preserve">Menor es mejor</w:t>
+            </w:r>
+          </w:p>
+        </w:tc>
+      </w:tr>
+    </w:tbl>
+    <w:p>
+      <w:pPr>
+        <w:pStyle w:val="BodyText"/>
+      </w:pPr>
+      <w:r>
+        <w:rPr>
+          <w:i/>
+          <w:iCs/>
+        </w:rPr>
+        <w:t xml:space="preserve">Nota.</w:t>
+      </w:r>
+      <w:r>
+        <w:t xml:space="preserve"> </w:t>
+      </w:r>
+      <w:r>
+        <w:t xml:space="preserve">Las métricas se calculan por instancia y se promedian por ejecución; la inferencia se realiza sobre bloques modelo × tamaño de muestra, no sobre instancias. Son indicadores operacionales de calidad explicativa bajo condiciones controladas, no medidas directas de utilidad humana, plausibilidad semántica ni causalidad. Otras operacionalizaciones, como ROAR o medidas locales de tipo Lipschitz, podrían producir ordenamientos distintos. Elaboración propia a partir de Herrera-Vásquez (2026).</w:t>
       </w:r>
     </w:p>
     <w:p>
@@ -2683,7 +4022,7 @@
         <w:pStyle w:val="FirstParagraph"/>
       </w:pPr>
       <w:r>
-        <w:t xml:space="preserve">El diseño se gobierna mediante FOM-7, resumido en la Tabla 3. Las puertas controlan congelación del protocolo, ejecución declarativa, auditoría de artefactos, armonización de tablas, exportación inferencial, perfilado de reproducibilidad y trazabilidad de afirmaciones. Esta estructura es necesaria porque el benchmark no solo produce resultados; produce resultados que deben ser admisibles como evidencia. Una celda con artefacto vacío, esquema incompatible o valores inválidos no puede alimentar pruebas confirmativas. Una afirmación sin trazabilidad a tabla, script, configuración o límite de alcance no debe presentarse como inferencial.</w:t>
+        <w:t xml:space="preserve">El diseño se gobierna mediante FOM-7, resumido en la Tabla 2. Las puertas controlan congelación del protocolo, ejecución declarativa, auditoría de artefactos, armonización de tablas, exportación inferencial, perfilado de reproducibilidad y trazabilidad de afirmaciones. Esta estructura es necesaria porque el benchmark no solo produce resultados; produce resultados que deben ser admisibles como evidencia. Una celda con artefacto vacío, esquema incompatible o valores inválidos no puede alimentar pruebas confirmativas. Una afirmación sin trazabilidad a tabla, script, configuración o límite de alcance no debe presentarse como inferencial.</w:t>
       </w:r>
     </w:p>
     <w:p>
@@ -3662,6 +5001,1025 @@
         <w:pStyle w:val="BodyText"/>
       </w:pPr>
       <w:r>
+        <w:rPr>
+          <w:b/>
+          <w:bCs/>
+        </w:rPr>
+        <w:t xml:space="preserve">Tabla 4</w:t>
+      </w:r>
+    </w:p>
+    <w:p>
+      <w:pPr>
+        <w:pStyle w:val="BodyText"/>
+      </w:pPr>
+      <w:r>
+        <w:rPr>
+          <w:i/>
+          <w:iCs/>
+        </w:rPr>
+        <w:t xml:space="preserve">Resumen de los resultados empíricos por hipótesis</w:t>
+      </w:r>
+    </w:p>
+    <w:tbl>
+      <w:tblPr>
+        <w:tblStyle w:val="Table"/>
+        <w:tblW w:type="pct" w:w="5000"/>
+        <w:tblLayout w:type="fixed"/>
+        <w:tblLook w:firstRow="1" w:lastRow="0" w:firstColumn="0" w:lastColumn="0" w:noHBand="0" w:noVBand="0" w:val="0020"/>
+      </w:tblPr>
+      <w:tblGrid>
+        <w:gridCol w:w="1875"/>
+        <w:gridCol w:w="1250"/>
+        <w:gridCol w:w="1250"/>
+        <w:gridCol w:w="1875"/>
+        <w:gridCol w:w="1667"/>
+      </w:tblGrid>
+      <w:tr>
+        <w:trPr>
+          <w:tblHeader w:val="on"/>
+        </w:trPr>
+        <w:tc>
+          <w:tcPr/>
+          <w:p>
+            <w:pPr>
+              <w:pStyle w:val="Compact"/>
+            </w:pPr>
+            <w:r>
+              <w:t xml:space="preserve">Hipótesis</w:t>
+            </w:r>
+          </w:p>
+        </w:tc>
+        <w:tc>
+          <w:tcPr/>
+          <w:p>
+            <w:pPr>
+              <w:pStyle w:val="Compact"/>
+            </w:pPr>
+            <w:r>
+              <w:t xml:space="preserve">Prueba</w:t>
+            </w:r>
+          </w:p>
+        </w:tc>
+        <w:tc>
+          <w:tcPr/>
+          <w:p>
+            <w:pPr>
+              <w:pStyle w:val="Compact"/>
+            </w:pPr>
+            <w:r>
+              <w:t xml:space="preserve">Unidad</w:t>
+            </w:r>
+          </w:p>
+        </w:tc>
+        <w:tc>
+          <w:tcPr/>
+          <w:p>
+            <w:pPr>
+              <w:pStyle w:val="Compact"/>
+            </w:pPr>
+            <w:r>
+              <w:t xml:space="preserve">Resultado</w:t>
+            </w:r>
+          </w:p>
+        </w:tc>
+        <w:tc>
+          <w:tcPr/>
+          <w:p>
+            <w:pPr>
+              <w:pStyle w:val="Compact"/>
+            </w:pPr>
+            <w:r>
+              <w:t xml:space="preserve">Decisión</w:t>
+            </w:r>
+          </w:p>
+        </w:tc>
+      </w:tr>
+      <w:tr>
+        <w:tc>
+          <w:tcPr/>
+          <w:p>
+            <w:pPr>
+              <w:pStyle w:val="Compact"/>
+            </w:pPr>
+            <w:r>
+              <w:t xml:space="preserve">H1: los métodos difieren en fidelidad</w:t>
+            </w:r>
+          </w:p>
+        </w:tc>
+        <w:tc>
+          <w:tcPr/>
+          <w:p>
+            <w:pPr>
+              <w:pStyle w:val="Compact"/>
+            </w:pPr>
+            <w:r>
+              <w:t xml:space="preserve">Friedman y Nemenyi</w:t>
+            </w:r>
+          </w:p>
+        </w:tc>
+        <w:tc>
+          <w:tcPr/>
+          <w:p>
+            <w:pPr>
+              <w:pStyle w:val="Compact"/>
+            </w:pPr>
+            <w:r>
+              <w:t xml:space="preserve">15 bloques</w:t>
+            </w:r>
+            <w:r>
+              <w:t xml:space="preserve"> </w:t>
+            </w:r>
+            <m:oMath>
+              <m:r>
+                <m:rPr>
+                  <m:sty m:val="p"/>
+                </m:rPr>
+                <m:t>(</m:t>
+              </m:r>
+              <m:r>
+                <m:t>g</m:t>
+              </m:r>
+              <m:r>
+                <m:rPr>
+                  <m:sty m:val="p"/>
+                </m:rPr>
+                <m:t>,</m:t>
+              </m:r>
+              <m:r>
+                <m:t>n</m:t>
+              </m:r>
+              <m:r>
+                <m:rPr>
+                  <m:sty m:val="p"/>
+                </m:rPr>
+                <m:t>)</m:t>
+              </m:r>
+            </m:oMath>
+          </w:p>
+        </w:tc>
+        <w:tc>
+          <w:tcPr/>
+          <w:p>
+            <w:pPr>
+              <w:pStyle w:val="Compact"/>
+            </w:pPr>
+            <m:oMath>
+              <m:sSubSup>
+                <m:e>
+                  <m:r>
+                    <m:t>χ</m:t>
+                  </m:r>
+                </m:e>
+                <m:sub>
+                  <m:r>
+                    <m:t>F</m:t>
+                  </m:r>
+                </m:sub>
+                <m:sup>
+                  <m:r>
+                    <m:t>2</m:t>
+                  </m:r>
+                </m:sup>
+              </m:sSubSup>
+              <m:r>
+                <m:rPr>
+                  <m:sty m:val="p"/>
+                </m:rPr>
+                <m:t>=</m:t>
+              </m:r>
+              <m:r>
+                <m:t>42.12</m:t>
+              </m:r>
+            </m:oMath>
+            <w:r>
+              <w:t xml:space="preserve">;</w:t>
+            </w:r>
+            <w:r>
+              <w:t xml:space="preserve"> </w:t>
+            </w:r>
+            <m:oMath>
+              <m:sSub>
+                <m:e>
+                  <m:r>
+                    <m:t>p</m:t>
+                  </m:r>
+                </m:e>
+                <m:sub>
+                  <m:r>
+                    <m:rPr>
+                      <m:sty m:val="p"/>
+                    </m:rPr>
+                    <m:t>H</m:t>
+                  </m:r>
+                  <m:r>
+                    <m:rPr>
+                      <m:sty m:val="p"/>
+                    </m:rPr>
+                    <m:t>o</m:t>
+                  </m:r>
+                  <m:r>
+                    <m:rPr>
+                      <m:sty m:val="p"/>
+                    </m:rPr>
+                    <m:t>l</m:t>
+                  </m:r>
+                  <m:r>
+                    <m:rPr>
+                      <m:sty m:val="p"/>
+                    </m:rPr>
+                    <m:t>m</m:t>
+                  </m:r>
+                </m:sub>
+              </m:sSub>
+              <m:r>
+                <m:rPr>
+                  <m:sty m:val="p"/>
+                </m:rPr>
+                <m:t>=</m:t>
+              </m:r>
+              <m:r>
+                <m:t>1.51</m:t>
+              </m:r>
+              <m:r>
+                <m:rPr>
+                  <m:sty m:val="p"/>
+                </m:rPr>
+                <m:t>×</m:t>
+              </m:r>
+              <m:sSup>
+                <m:e>
+                  <m:r>
+                    <m:t>10</m:t>
+                  </m:r>
+                </m:e>
+                <m:sup>
+                  <m:r>
+                    <m:rPr>
+                      <m:sty m:val="p"/>
+                    </m:rPr>
+                    <m:t>−</m:t>
+                  </m:r>
+                  <m:r>
+                    <m:t>8</m:t>
+                  </m:r>
+                </m:sup>
+              </m:sSup>
+            </m:oMath>
+            <w:r>
+              <w:t xml:space="preserve">;</w:t>
+            </w:r>
+            <w:r>
+              <w:t xml:space="preserve"> </w:t>
+            </w:r>
+            <m:oMath>
+              <m:r>
+                <m:t>W</m:t>
+              </m:r>
+              <m:r>
+                <m:rPr>
+                  <m:sty m:val="p"/>
+                </m:rPr>
+                <m:t>=</m:t>
+              </m:r>
+              <m:r>
+                <m:t>0.936</m:t>
+              </m:r>
+            </m:oMath>
+          </w:p>
+        </w:tc>
+        <w:tc>
+          <w:tcPr/>
+          <w:p>
+            <w:pPr>
+              <w:pStyle w:val="Compact"/>
+            </w:pPr>
+            <w:r>
+              <w:t xml:space="preserve">Se rechaza</w:t>
+            </w:r>
+            <w:r>
+              <w:t xml:space="preserve"> </w:t>
+            </w:r>
+            <m:oMath>
+              <m:sSub>
+                <m:e>
+                  <m:r>
+                    <m:t>H</m:t>
+                  </m:r>
+                </m:e>
+                <m:sub>
+                  <m:r>
+                    <m:t>0</m:t>
+                  </m:r>
+                  <m:r>
+                    <m:rPr>
+                      <m:sty m:val="p"/>
+                    </m:rPr>
+                    <m:t>,</m:t>
+                  </m:r>
+                  <m:r>
+                    <m:t>1</m:t>
+                  </m:r>
+                </m:sub>
+              </m:sSub>
+            </m:oMath>
+            <w:r>
+              <w:t xml:space="preserve">. Nemenyi separa SHAP de Anchors y DiCE, y LIME de DiCE.</w:t>
+            </w:r>
+          </w:p>
+        </w:tc>
+      </w:tr>
+      <w:tr>
+        <w:tc>
+          <w:tcPr/>
+          <w:p>
+            <w:pPr>
+              <w:pStyle w:val="Compact"/>
+            </w:pPr>
+            <w:r>
+              <w:t xml:space="preserve">H2: los métodos difieren en estabilidad</w:t>
+            </w:r>
+          </w:p>
+        </w:tc>
+        <w:tc>
+          <w:tcPr/>
+          <w:p>
+            <w:pPr>
+              <w:pStyle w:val="Compact"/>
+            </w:pPr>
+            <w:r>
+              <w:t xml:space="preserve">Friedman y Nemenyi</w:t>
+            </w:r>
+          </w:p>
+        </w:tc>
+        <w:tc>
+          <w:tcPr/>
+          <w:p>
+            <w:pPr>
+              <w:pStyle w:val="Compact"/>
+            </w:pPr>
+            <w:r>
+              <w:t xml:space="preserve">15 bloques</w:t>
+            </w:r>
+            <w:r>
+              <w:t xml:space="preserve"> </w:t>
+            </w:r>
+            <m:oMath>
+              <m:r>
+                <m:rPr>
+                  <m:sty m:val="p"/>
+                </m:rPr>
+                <m:t>(</m:t>
+              </m:r>
+              <m:r>
+                <m:t>g</m:t>
+              </m:r>
+              <m:r>
+                <m:rPr>
+                  <m:sty m:val="p"/>
+                </m:rPr>
+                <m:t>,</m:t>
+              </m:r>
+              <m:r>
+                <m:t>n</m:t>
+              </m:r>
+              <m:r>
+                <m:rPr>
+                  <m:sty m:val="p"/>
+                </m:rPr>
+                <m:t>)</m:t>
+              </m:r>
+            </m:oMath>
+          </w:p>
+        </w:tc>
+        <w:tc>
+          <w:tcPr/>
+          <w:p>
+            <w:pPr>
+              <w:pStyle w:val="Compact"/>
+            </w:pPr>
+            <m:oMath>
+              <m:sSubSup>
+                <m:e>
+                  <m:r>
+                    <m:t>χ</m:t>
+                  </m:r>
+                </m:e>
+                <m:sub>
+                  <m:r>
+                    <m:t>F</m:t>
+                  </m:r>
+                </m:sub>
+                <m:sup>
+                  <m:r>
+                    <m:t>2</m:t>
+                  </m:r>
+                </m:sup>
+              </m:sSubSup>
+              <m:r>
+                <m:rPr>
+                  <m:sty m:val="p"/>
+                </m:rPr>
+                <m:t>=</m:t>
+              </m:r>
+              <m:r>
+                <m:t>40.68</m:t>
+              </m:r>
+            </m:oMath>
+            <w:r>
+              <w:t xml:space="preserve">;</w:t>
+            </w:r>
+            <w:r>
+              <w:t xml:space="preserve"> </w:t>
+            </w:r>
+            <m:oMath>
+              <m:sSub>
+                <m:e>
+                  <m:r>
+                    <m:t>p</m:t>
+                  </m:r>
+                </m:e>
+                <m:sub>
+                  <m:r>
+                    <m:rPr>
+                      <m:sty m:val="p"/>
+                    </m:rPr>
+                    <m:t>H</m:t>
+                  </m:r>
+                  <m:r>
+                    <m:rPr>
+                      <m:sty m:val="p"/>
+                    </m:rPr>
+                    <m:t>o</m:t>
+                  </m:r>
+                  <m:r>
+                    <m:rPr>
+                      <m:sty m:val="p"/>
+                    </m:rPr>
+                    <m:t>l</m:t>
+                  </m:r>
+                  <m:r>
+                    <m:rPr>
+                      <m:sty m:val="p"/>
+                    </m:rPr>
+                    <m:t>m</m:t>
+                  </m:r>
+                </m:sub>
+              </m:sSub>
+              <m:r>
+                <m:rPr>
+                  <m:sty m:val="p"/>
+                </m:rPr>
+                <m:t>=</m:t>
+              </m:r>
+              <m:r>
+                <m:t>2.29</m:t>
+              </m:r>
+              <m:r>
+                <m:rPr>
+                  <m:sty m:val="p"/>
+                </m:rPr>
+                <m:t>×</m:t>
+              </m:r>
+              <m:sSup>
+                <m:e>
+                  <m:r>
+                    <m:t>10</m:t>
+                  </m:r>
+                </m:e>
+                <m:sup>
+                  <m:r>
+                    <m:rPr>
+                      <m:sty m:val="p"/>
+                    </m:rPr>
+                    <m:t>−</m:t>
+                  </m:r>
+                  <m:r>
+                    <m:t>8</m:t>
+                  </m:r>
+                </m:sup>
+              </m:sSup>
+            </m:oMath>
+            <w:r>
+              <w:t xml:space="preserve">;</w:t>
+            </w:r>
+            <w:r>
+              <w:t xml:space="preserve"> </w:t>
+            </w:r>
+            <m:oMath>
+              <m:r>
+                <m:t>W</m:t>
+              </m:r>
+              <m:r>
+                <m:rPr>
+                  <m:sty m:val="p"/>
+                </m:rPr>
+                <m:t>=</m:t>
+              </m:r>
+              <m:r>
+                <m:t>0.904</m:t>
+              </m:r>
+            </m:oMath>
+          </w:p>
+        </w:tc>
+        <w:tc>
+          <w:tcPr/>
+          <w:p>
+            <w:pPr>
+              <w:pStyle w:val="Compact"/>
+            </w:pPr>
+            <w:r>
+              <w:t xml:space="preserve">Se rechaza</w:t>
+            </w:r>
+            <w:r>
+              <w:t xml:space="preserve"> </w:t>
+            </w:r>
+            <m:oMath>
+              <m:sSub>
+                <m:e>
+                  <m:r>
+                    <m:t>H</m:t>
+                  </m:r>
+                </m:e>
+                <m:sub>
+                  <m:r>
+                    <m:t>0</m:t>
+                  </m:r>
+                  <m:r>
+                    <m:rPr>
+                      <m:sty m:val="p"/>
+                    </m:rPr>
+                    <m:t>,</m:t>
+                  </m:r>
+                  <m:r>
+                    <m:t>2</m:t>
+                  </m:r>
+                </m:sub>
+              </m:sSub>
+            </m:oMath>
+            <w:r>
+              <w:t xml:space="preserve">. SHAP y DiCE forman el grupo más estable.</w:t>
+            </w:r>
+          </w:p>
+        </w:tc>
+      </w:tr>
+      <w:tr>
+        <w:tc>
+          <w:tcPr/>
+          <w:p>
+            <w:pPr>
+              <w:pStyle w:val="Compact"/>
+            </w:pPr>
+            <w:r>
+              <w:t xml:space="preserve">H3: SHAP y LIME difieren en calidad y coste</w:t>
+            </w:r>
+          </w:p>
+        </w:tc>
+        <w:tc>
+          <w:tcPr/>
+          <w:p>
+            <w:pPr>
+              <w:pStyle w:val="Compact"/>
+            </w:pPr>
+            <w:r>
+              <w:t xml:space="preserve">Wilcoxon pareado bilateral</w:t>
+            </w:r>
+          </w:p>
+        </w:tc>
+        <w:tc>
+          <w:tcPr/>
+          <w:p>
+            <w:pPr>
+              <w:pStyle w:val="Compact"/>
+            </w:pPr>
+            <w:r>
+              <w:t xml:space="preserve">Celdas coincidentes</w:t>
+            </w:r>
+            <w:r>
+              <w:t xml:space="preserve"> </w:t>
+            </w:r>
+            <m:oMath>
+              <m:r>
+                <m:rPr>
+                  <m:sty m:val="p"/>
+                </m:rPr>
+                <m:t>(</m:t>
+              </m:r>
+              <m:r>
+                <m:t>g</m:t>
+              </m:r>
+              <m:r>
+                <m:rPr>
+                  <m:sty m:val="p"/>
+                </m:rPr>
+                <m:t>,</m:t>
+              </m:r>
+              <m:r>
+                <m:t>s</m:t>
+              </m:r>
+              <m:r>
+                <m:rPr>
+                  <m:sty m:val="p"/>
+                </m:rPr>
+                <m:t>,</m:t>
+              </m:r>
+              <m:r>
+                <m:t>n</m:t>
+              </m:r>
+              <m:r>
+                <m:rPr>
+                  <m:sty m:val="p"/>
+                </m:rPr>
+                <m:t>)</m:t>
+              </m:r>
+            </m:oMath>
+          </w:p>
+        </w:tc>
+        <w:tc>
+          <w:tcPr/>
+          <w:p>
+            <w:pPr>
+              <w:pStyle w:val="Compact"/>
+            </w:pPr>
+            <w:r>
+              <w:t xml:space="preserve">Véase Herrera-Vásquez (2026)</w:t>
+            </w:r>
+          </w:p>
+        </w:tc>
+        <w:tc>
+          <w:tcPr/>
+          <w:p>
+            <w:pPr>
+              <w:pStyle w:val="Compact"/>
+            </w:pPr>
+            <w:r>
+              <w:t xml:space="preserve">Se rechaza</w:t>
+            </w:r>
+            <w:r>
+              <w:t xml:space="preserve"> </w:t>
+            </w:r>
+            <m:oMath>
+              <m:sSub>
+                <m:e>
+                  <m:r>
+                    <m:t>H</m:t>
+                  </m:r>
+                </m:e>
+                <m:sub>
+                  <m:r>
+                    <m:t>0</m:t>
+                  </m:r>
+                  <m:r>
+                    <m:rPr>
+                      <m:sty m:val="p"/>
+                    </m:rPr>
+                    <m:t>,</m:t>
+                  </m:r>
+                  <m:r>
+                    <m:t>3</m:t>
+                  </m:r>
+                </m:sub>
+              </m:sSub>
+            </m:oMath>
+            <w:r>
+              <w:t xml:space="preserve">. SHAP mejora la calidad explicativa y aumenta el coste medio.</w:t>
+            </w:r>
+          </w:p>
+        </w:tc>
+      </w:tr>
+      <w:tr>
+        <w:tc>
+          <w:tcPr/>
+          <w:p>
+            <w:pPr>
+              <w:pStyle w:val="Compact"/>
+            </w:pPr>
+            <w:r>
+              <w:t xml:space="preserve">Seguimiento dirigido SHAP-LIME en fidelidad</w:t>
+            </w:r>
+          </w:p>
+        </w:tc>
+        <w:tc>
+          <w:tcPr/>
+          <w:p>
+            <w:pPr>
+              <w:pStyle w:val="Compact"/>
+            </w:pPr>
+            <w:r>
+              <w:t xml:space="preserve">Wilcoxon y prueba exacta de signos</w:t>
+            </w:r>
+          </w:p>
+        </w:tc>
+        <w:tc>
+          <w:tcPr/>
+          <w:p>
+            <w:pPr>
+              <w:pStyle w:val="Compact"/>
+            </w:pPr>
+            <w:r>
+              <w:t xml:space="preserve">15 bloques</w:t>
+            </w:r>
+            <w:r>
+              <w:t xml:space="preserve"> </w:t>
+            </w:r>
+            <m:oMath>
+              <m:r>
+                <m:rPr>
+                  <m:sty m:val="p"/>
+                </m:rPr>
+                <m:t>(</m:t>
+              </m:r>
+              <m:r>
+                <m:t>g</m:t>
+              </m:r>
+              <m:r>
+                <m:rPr>
+                  <m:sty m:val="p"/>
+                </m:rPr>
+                <m:t>,</m:t>
+              </m:r>
+              <m:r>
+                <m:t>n</m:t>
+              </m:r>
+              <m:r>
+                <m:rPr>
+                  <m:sty m:val="p"/>
+                </m:rPr>
+                <m:t>)</m:t>
+              </m:r>
+            </m:oMath>
+          </w:p>
+        </w:tc>
+        <w:tc>
+          <w:tcPr/>
+          <w:p>
+            <w:pPr>
+              <w:pStyle w:val="Compact"/>
+            </w:pPr>
+            <w:r>
+              <w:t xml:space="preserve">15 de 15 bloques a favor de SHAP;</w:t>
+            </w:r>
+            <w:r>
+              <w:t xml:space="preserve"> </w:t>
+            </w:r>
+            <m:oMath>
+              <m:sSub>
+                <m:e>
+                  <m:r>
+                    <m:t>p</m:t>
+                  </m:r>
+                </m:e>
+                <m:sub>
+                  <m:r>
+                    <m:rPr>
+                      <m:sty m:val="p"/>
+                    </m:rPr>
+                    <m:t>H</m:t>
+                  </m:r>
+                  <m:r>
+                    <m:rPr>
+                      <m:sty m:val="p"/>
+                    </m:rPr>
+                    <m:t>o</m:t>
+                  </m:r>
+                  <m:r>
+                    <m:rPr>
+                      <m:sty m:val="p"/>
+                    </m:rPr>
+                    <m:t>l</m:t>
+                  </m:r>
+                  <m:r>
+                    <m:rPr>
+                      <m:sty m:val="p"/>
+                    </m:rPr>
+                    <m:t>m</m:t>
+                  </m:r>
+                </m:sub>
+              </m:sSub>
+              <m:r>
+                <m:rPr>
+                  <m:sty m:val="p"/>
+                </m:rPr>
+                <m:t>=</m:t>
+              </m:r>
+              <m:r>
+                <m:t>3.05</m:t>
+              </m:r>
+              <m:r>
+                <m:rPr>
+                  <m:sty m:val="p"/>
+                </m:rPr>
+                <m:t>×</m:t>
+              </m:r>
+              <m:sSup>
+                <m:e>
+                  <m:r>
+                    <m:t>10</m:t>
+                  </m:r>
+                </m:e>
+                <m:sup>
+                  <m:r>
+                    <m:rPr>
+                      <m:sty m:val="p"/>
+                    </m:rPr>
+                    <m:t>−</m:t>
+                  </m:r>
+                  <m:r>
+                    <m:t>4</m:t>
+                  </m:r>
+                </m:sup>
+              </m:sSup>
+            </m:oMath>
+          </w:p>
+        </w:tc>
+        <w:tc>
+          <w:tcPr/>
+          <w:p>
+            <w:pPr>
+              <w:pStyle w:val="Compact"/>
+            </w:pPr>
+            <w:r>
+              <w:t xml:space="preserve">Misma dirección que H3 con la agregación por bloques; no sustituye a H3.</w:t>
+            </w:r>
+          </w:p>
+        </w:tc>
+      </w:tr>
+      <w:tr>
+        <w:tc>
+          <w:tcPr/>
+          <w:p>
+            <w:pPr>
+              <w:pStyle w:val="Compact"/>
+            </w:pPr>
+            <w:r>
+              <w:t xml:space="preserve">P1: el protocolo es reproducible bajo semillas</w:t>
+            </w:r>
+          </w:p>
+        </w:tc>
+        <w:tc>
+          <w:tcPr/>
+          <w:p>
+            <w:pPr>
+              <w:pStyle w:val="Compact"/>
+            </w:pPr>
+            <w:r>
+              <w:t xml:space="preserve">Coeficiente de variación</w:t>
+            </w:r>
+          </w:p>
+        </w:tc>
+        <w:tc>
+          <w:tcPr/>
+          <w:p>
+            <w:pPr>
+              <w:pStyle w:val="Compact"/>
+            </w:pPr>
+            <w:r>
+              <w:t xml:space="preserve">Cinco semillas replicadas</w:t>
+            </w:r>
+          </w:p>
+        </w:tc>
+        <w:tc>
+          <w:tcPr/>
+          <w:p>
+            <w:pPr>
+              <w:pStyle w:val="Compact"/>
+            </w:pPr>
+            <w:r>
+              <w:t xml:space="preserve">CV inferior al 3 % en las señales principales</w:t>
+            </w:r>
+          </w:p>
+        </w:tc>
+        <w:tc>
+          <w:tcPr/>
+          <w:p>
+            <w:pPr>
+              <w:pStyle w:val="Compact"/>
+            </w:pPr>
+            <w:r>
+              <w:t xml:space="preserve">Confirmación parcial: la estabilidad de LIME queda fuera por su media cercana a cero.</w:t>
+            </w:r>
+          </w:p>
+        </w:tc>
+      </w:tr>
+    </w:tbl>
+    <w:p>
+      <w:pPr>
+        <w:pStyle w:val="BodyText"/>
+      </w:pPr>
+      <w:r>
+        <w:rPr>
+          <w:i/>
+          <w:iCs/>
+        </w:rPr>
+        <w:t xml:space="preserve">Nota.</w:t>
+      </w:r>
+      <w:r>
+        <w:t xml:space="preserve"> </w:t>
+      </w:r>
+      <m:oMath>
+        <m:sSubSup>
+          <m:e>
+            <m:r>
+              <m:t>χ</m:t>
+            </m:r>
+          </m:e>
+          <m:sub>
+            <m:r>
+              <m:t>F</m:t>
+            </m:r>
+          </m:sub>
+          <m:sup>
+            <m:r>
+              <m:t>2</m:t>
+            </m:r>
+          </m:sup>
+        </m:sSubSup>
+      </m:oMath>
+      <w:r>
+        <w:t xml:space="preserve"> </w:t>
+      </w:r>
+      <w:r>
+        <w:t xml:space="preserve">= estadístico de Friedman;</w:t>
+      </w:r>
+      <w:r>
+        <w:t xml:space="preserve"> </w:t>
+      </w:r>
+      <m:oMath>
+        <m:r>
+          <m:t>W</m:t>
+        </m:r>
+      </m:oMath>
+      <w:r>
+        <w:t xml:space="preserve"> </w:t>
+      </w:r>
+      <w:r>
+        <w:t xml:space="preserve">= coeficiente de concordancia de Kendall;</w:t>
+      </w:r>
+      <w:r>
+        <w:t xml:space="preserve"> </w:t>
+      </w:r>
+      <m:oMath>
+        <m:sSub>
+          <m:e>
+            <m:r>
+              <m:t>p</m:t>
+            </m:r>
+          </m:e>
+          <m:sub>
+            <m:r>
+              <m:rPr>
+                <m:sty m:val="p"/>
+              </m:rPr>
+              <m:t>H</m:t>
+            </m:r>
+            <m:r>
+              <m:rPr>
+                <m:sty m:val="p"/>
+              </m:rPr>
+              <m:t>o</m:t>
+            </m:r>
+            <m:r>
+              <m:rPr>
+                <m:sty m:val="p"/>
+              </m:rPr>
+              <m:t>l</m:t>
+            </m:r>
+            <m:r>
+              <m:rPr>
+                <m:sty m:val="p"/>
+              </m:rPr>
+              <m:t>m</m:t>
+            </m:r>
+          </m:sub>
+        </m:sSub>
+      </m:oMath>
+      <w:r>
+        <w:t xml:space="preserve"> </w:t>
+      </w:r>
+      <w:r>
+        <w:t xml:space="preserve">= valor</w:t>
+      </w:r>
+      <w:r>
+        <w:t xml:space="preserve"> </w:t>
+      </w:r>
+      <w:r>
+        <w:rPr>
+          <w:i/>
+          <w:iCs/>
+        </w:rPr>
+        <w:t xml:space="preserve">p</w:t>
+      </w:r>
+      <w:r>
+        <w:t xml:space="preserve"> </w:t>
+      </w:r>
+      <w:r>
+        <w:t xml:space="preserve">ajustado por Holm-Bonferroni. Los bloques son combinaciones de modelo y tamaño de muestra, con las semillas promediadas dentro de cada bloque. El seguimiento de 15 bloques responde a una revisión posterior al análisis principal. Resultados de H1 y H2 tomados de Herrera-Vásquez y Herrero-Uceda (2026); H3, seguimiento y P1, de Herrera-Vásquez (2026).</w:t>
+      </w:r>
+    </w:p>
+    <w:p>
+      <w:pPr>
+        <w:pStyle w:val="BodyText"/>
+      </w:pPr>
+      <w:r>
         <w:t xml:space="preserve">La frontera calidad-coste es el resultado interpretativo central. La selección de un método XAI debe depender del objetivo operativo: auditoría de alta fidelidad, explicación rápida, regla condicional o exploración contrafactual. FOM-7 permite que esa selección se base en evidencia trazable y no en preferencias anecdóticas. Para un capítulo de libro, esta es la contribución más relevante del bloque empírico: mostrar que el valor de los resultados no reside en una tabla aislada, sino en la manera en que el protocolo convierte diferencias métricas en criterios de uso.</w:t>
       </w:r>
     </w:p>
@@ -4203,27 +6561,6 @@
       </w:r>
       <w:r>
         <w:t xml:space="preserve">. arXiv. https://arxiv.org/abs/1806.08049</w:t>
-      </w:r>
-    </w:p>
-    <w:p>
-      <w:pPr>
-        <w:pStyle w:val="Bibliography"/>
-      </w:pPr>
-      <w:r>
-        <w:t xml:space="preserve">Altukhi, Z. M., Pradhan, S., &amp; Aljohani, N. (2025). A systematic literature review of the latest advancements in XAI.</w:t>
-      </w:r>
-      <w:r>
-        <w:t xml:space="preserve"> </w:t>
-      </w:r>
-      <w:r>
-        <w:rPr>
-          <w:i/>
-          <w:iCs/>
-        </w:rPr>
-        <w:t xml:space="preserve">Technologies, 13</w:t>
-      </w:r>
-      <w:r>
-        <w:t xml:space="preserve">(3), 93. https://doi.org/10.3390/technologies13030093</w:t>
       </w:r>
     </w:p>
     <w:p>
